--- a/Sjabloon Acceptatietest vb1.docx
+++ b/Sjabloon Acceptatietest vb1.docx
@@ -10,14 +10,6 @@
         </w:rPr>
       </w:pPr>
       <w:bookmarkStart w:id="0" w:name="_Toc454537095"/>
-      <w:r>
-        <w:rPr>
-          <w:sz w:val="48"/>
-          <w:szCs w:val="48"/>
-          <w:lang w:eastAsia="nl-NL"/>
-        </w:rPr>
-        <w:t xml:space="preserve">Sjabloon </w:t>
-      </w:r>
       <w:r>
         <w:rPr>
           <w:sz w:val="48"/>
@@ -30,7 +22,7 @@
     </w:p>
     <w:p>
       <w:pPr>
-        <w:pStyle w:val="Heading2"/>
+        <w:pStyle w:val="2"/>
         <w:rPr>
           <w:lang w:eastAsia="nl-NL"/>
         </w:rPr>
@@ -38,7 +30,7 @@
     </w:p>
     <w:p>
       <w:pPr>
-        <w:pStyle w:val="Heading2"/>
+        <w:pStyle w:val="2"/>
         <w:rPr>
           <w:lang w:eastAsia="nl-NL"/>
         </w:rPr>
@@ -46,7 +38,7 @@
     </w:p>
     <w:p>
       <w:pPr>
-        <w:pStyle w:val="Heading2"/>
+        <w:pStyle w:val="2"/>
         <w:rPr>
           <w:rFonts w:asciiTheme="majorHAnsi" w:hAnsiTheme="majorHAnsi"/>
           <w:spacing w:val="15"/>
@@ -115,11 +107,16 @@
                             </w:r>
                           </w:p>
                           <w:p>
+                            <w:proofErr w:type="spellStart"/>
                             <w:r>
                               <w:t>Leerlingnummer</w:t>
                             </w:r>
                             <w:r>
-                              <w:t>s: 9024687 en 9028455</w:t>
+                              <w:t>s</w:t>
+                            </w:r>
+                            <w:proofErr w:type="spellEnd"/>
+                            <w:r>
+                              <w:t>: 9024687 en 9028455</w:t>
                             </w:r>
                           </w:p>
                           <w:p>
@@ -259,7 +256,7 @@
     </w:p>
     <w:p>
       <w:pPr>
-        <w:pStyle w:val="Heading1"/>
+        <w:pStyle w:val="1"/>
       </w:pPr>
       <w:bookmarkStart w:id="1" w:name="_Toc479844000"/>
       <w:r>
@@ -451,7 +448,7 @@
           </w:tcPr>
           <w:p>
             <w:pPr>
-              <w:pStyle w:val="ListParagraph"/>
+              <w:pStyle w:val="a9"/>
               <w:numPr>
                 <w:ilvl w:val="0"/>
                 <w:numId w:val="12"/>
@@ -485,7 +482,7 @@
           </w:p>
           <w:p>
             <w:pPr>
-              <w:pStyle w:val="ListParagraph"/>
+              <w:pStyle w:val="a9"/>
               <w:numPr>
                 <w:ilvl w:val="0"/>
                 <w:numId w:val="12"/>
@@ -505,7 +502,7 @@
           </w:p>
           <w:p>
             <w:pPr>
-              <w:pStyle w:val="ListParagraph"/>
+              <w:pStyle w:val="a9"/>
               <w:numPr>
                 <w:ilvl w:val="0"/>
                 <w:numId w:val="12"/>
@@ -782,7 +779,7 @@
             </w:r>
             <w:r>
               <w:rPr>
-                <w:rStyle w:val="EndnoteReference"/>
+                <w:rStyle w:val="afa"/>
                 <w:rFonts w:ascii="Calibri" w:hAnsi="Calibri"/>
                 <w:b/>
                 <w:color w:val="FFFFFF" w:themeColor="background1"/>
@@ -1066,7 +1063,7 @@
           </w:tcPr>
           <w:p>
             <w:pPr>
-              <w:pStyle w:val="ListParagraph"/>
+              <w:pStyle w:val="a9"/>
               <w:numPr>
                 <w:ilvl w:val="0"/>
                 <w:numId w:val="12"/>
@@ -1107,7 +1104,7 @@
           </w:p>
           <w:p>
             <w:pPr>
-              <w:pStyle w:val="ListParagraph"/>
+              <w:pStyle w:val="a9"/>
               <w:numPr>
                 <w:ilvl w:val="0"/>
                 <w:numId w:val="12"/>
@@ -1127,7 +1124,7 @@
           </w:p>
           <w:p>
             <w:pPr>
-              <w:pStyle w:val="ListParagraph"/>
+              <w:pStyle w:val="a9"/>
               <w:numPr>
                 <w:ilvl w:val="0"/>
                 <w:numId w:val="12"/>
@@ -1154,7 +1151,7 @@
           </w:p>
           <w:p>
             <w:pPr>
-              <w:pStyle w:val="ListParagraph"/>
+              <w:pStyle w:val="a9"/>
               <w:numPr>
                 <w:ilvl w:val="0"/>
                 <w:numId w:val="12"/>
@@ -1181,7 +1178,7 @@
           </w:p>
           <w:p>
             <w:pPr>
-              <w:pStyle w:val="ListParagraph"/>
+              <w:pStyle w:val="a9"/>
               <w:numPr>
                 <w:ilvl w:val="0"/>
                 <w:numId w:val="12"/>
@@ -1191,12 +1188,21 @@
                 <w:bCs/>
               </w:rPr>
             </w:pPr>
+            <w:proofErr w:type="spellStart"/>
             <w:r>
               <w:rPr>
                 <w:rFonts w:ascii="Calibri" w:hAnsi="Calibri"/>
                 <w:bCs/>
               </w:rPr>
-              <w:t xml:space="preserve">Scroll naar beneden tot je </w:t>
+              <w:t>Scroll</w:t>
+            </w:r>
+            <w:proofErr w:type="spellEnd"/>
+            <w:r>
+              <w:rPr>
+                <w:rFonts w:ascii="Calibri" w:hAnsi="Calibri"/>
+                <w:bCs/>
+              </w:rPr>
+              <w:t xml:space="preserve"> naar beneden tot je </w:t>
             </w:r>
             <w:r>
               <w:rPr>
@@ -1452,7 +1458,7 @@
             </w:r>
             <w:r>
               <w:rPr>
-                <w:rStyle w:val="FootnoteReference"/>
+                <w:rStyle w:val="af7"/>
                 <w:rFonts w:ascii="Calibri" w:hAnsi="Calibri"/>
                 <w:b/>
                 <w:color w:val="FFFFFF" w:themeColor="background1"/>
@@ -1523,6 +1529,37 @@
         </w:tc>
       </w:tr>
     </w:tbl>
+    <w:p>
+      <w:pPr>
+        <w:spacing w:after="160" w:line="259" w:lineRule="auto"/>
+        <w:rPr>
+          <w:rFonts w:eastAsiaTheme="majorEastAsia" w:cstheme="majorBidi"/>
+          <w:color w:val="000000" w:themeColor="text1"/>
+          <w:sz w:val="28"/>
+          <w:szCs w:val="32"/>
+        </w:rPr>
+      </w:pPr>
+    </w:p>
+    <w:p>
+      <w:pPr>
+        <w:spacing w:after="160" w:line="259" w:lineRule="auto"/>
+        <w:rPr>
+          <w:rFonts w:eastAsiaTheme="majorEastAsia" w:cstheme="majorBidi"/>
+          <w:color w:val="000000" w:themeColor="text1"/>
+          <w:sz w:val="28"/>
+          <w:szCs w:val="32"/>
+        </w:rPr>
+      </w:pPr>
+      <w:r>
+        <w:rPr>
+          <w:rFonts w:eastAsiaTheme="majorEastAsia" w:cstheme="majorBidi"/>
+          <w:color w:val="000000" w:themeColor="text1"/>
+          <w:sz w:val="28"/>
+          <w:szCs w:val="32"/>
+        </w:rPr>
+        <w:br w:type="page"/>
+      </w:r>
+    </w:p>
     <w:p>
       <w:pPr>
         <w:spacing w:after="160" w:line="259" w:lineRule="auto"/>
@@ -1691,7 +1728,7 @@
           </w:tcPr>
           <w:p>
             <w:pPr>
-              <w:pStyle w:val="ListParagraph"/>
+              <w:pStyle w:val="a9"/>
               <w:numPr>
                 <w:ilvl w:val="0"/>
                 <w:numId w:val="12"/>
@@ -1739,7 +1776,7 @@
           </w:p>
           <w:p>
             <w:pPr>
-              <w:pStyle w:val="ListParagraph"/>
+              <w:pStyle w:val="a9"/>
               <w:rPr>
                 <w:rFonts w:ascii="Calibri" w:hAnsi="Calibri"/>
                 <w:bCs/>
@@ -1750,7 +1787,6 @@
                 <w:rFonts w:ascii="Calibri" w:hAnsi="Calibri"/>
                 <w:bCs/>
               </w:rPr>
-              <w:lastRenderedPageBreak/>
               <w:t>Klik op Hulp Nodig</w:t>
             </w:r>
             <w:r>
@@ -1783,7 +1819,6 @@
                 <w:b/>
                 <w:color w:val="FFFFFF" w:themeColor="background1"/>
               </w:rPr>
-              <w:lastRenderedPageBreak/>
               <w:t>Verwacht resultaat</w:t>
             </w:r>
           </w:p>
@@ -1862,7 +1897,21 @@
               <w:rPr>
                 <w:rFonts w:ascii="Calibri" w:hAnsi="Calibri"/>
               </w:rPr>
-              <w:t>Je blijft op de zelfde website</w:t>
+              <w:t xml:space="preserve">Je blijft op </w:t>
+            </w:r>
+            <w:proofErr w:type="gramStart"/>
+            <w:r>
+              <w:rPr>
+                <w:rFonts w:ascii="Calibri" w:hAnsi="Calibri"/>
+              </w:rPr>
+              <w:t>de zelfde</w:t>
+            </w:r>
+            <w:proofErr w:type="gramEnd"/>
+            <w:r>
+              <w:rPr>
+                <w:rFonts w:ascii="Calibri" w:hAnsi="Calibri"/>
+              </w:rPr>
+              <w:t xml:space="preserve"> website</w:t>
             </w:r>
           </w:p>
         </w:tc>
@@ -2023,7 +2072,7 @@
             </w:r>
             <w:r>
               <w:rPr>
-                <w:rStyle w:val="FootnoteReference"/>
+                <w:rStyle w:val="af7"/>
                 <w:rFonts w:ascii="Calibri" w:hAnsi="Calibri"/>
                 <w:b/>
                 <w:color w:val="FFFFFF" w:themeColor="background1"/>
@@ -2238,7 +2287,23 @@
                 <w:rFonts w:ascii="Calibri" w:hAnsi="Calibri"/>
                 <w:b/>
               </w:rPr>
-              <w:t>Ga naar de Invite a friend pagina</w:t>
+              <w:t xml:space="preserve">Ga naar de Invite a </w:t>
+            </w:r>
+            <w:proofErr w:type="spellStart"/>
+            <w:r>
+              <w:rPr>
+                <w:rFonts w:ascii="Calibri" w:hAnsi="Calibri"/>
+                <w:b/>
+              </w:rPr>
+              <w:t>friend</w:t>
+            </w:r>
+            <w:proofErr w:type="spellEnd"/>
+            <w:r>
+              <w:rPr>
+                <w:rFonts w:ascii="Calibri" w:hAnsi="Calibri"/>
+                <w:b/>
+              </w:rPr>
+              <w:t xml:space="preserve"> pagina</w:t>
             </w:r>
           </w:p>
         </w:tc>
@@ -2273,7 +2338,7 @@
           </w:tcPr>
           <w:p>
             <w:pPr>
-              <w:pStyle w:val="ListParagraph"/>
+              <w:pStyle w:val="a9"/>
               <w:numPr>
                 <w:ilvl w:val="0"/>
                 <w:numId w:val="12"/>
@@ -2307,7 +2372,7 @@
           </w:p>
           <w:p>
             <w:pPr>
-              <w:pStyle w:val="ListParagraph"/>
+              <w:pStyle w:val="a9"/>
               <w:numPr>
                 <w:ilvl w:val="0"/>
                 <w:numId w:val="12"/>
@@ -2317,17 +2382,26 @@
                 <w:b/>
               </w:rPr>
             </w:pPr>
-            <w:r>
-              <w:rPr>
-                <w:rFonts w:ascii="Calibri" w:hAnsi="Calibri"/>
-                <w:b/>
-              </w:rPr>
-              <w:t>Scroll naar beneden tot dat je bij de onderkant ben van de website</w:t>
-            </w:r>
-          </w:p>
-          <w:p>
-            <w:pPr>
-              <w:pStyle w:val="ListParagraph"/>
+            <w:proofErr w:type="spellStart"/>
+            <w:r>
+              <w:rPr>
+                <w:rFonts w:ascii="Calibri" w:hAnsi="Calibri"/>
+                <w:b/>
+              </w:rPr>
+              <w:t>Scroll</w:t>
+            </w:r>
+            <w:proofErr w:type="spellEnd"/>
+            <w:r>
+              <w:rPr>
+                <w:rFonts w:ascii="Calibri" w:hAnsi="Calibri"/>
+                <w:b/>
+              </w:rPr>
+              <w:t xml:space="preserve"> naar beneden tot dat je bij de onderkant ben van de website</w:t>
+            </w:r>
+          </w:p>
+          <w:p>
+            <w:pPr>
+              <w:pStyle w:val="a9"/>
               <w:numPr>
                 <w:ilvl w:val="0"/>
                 <w:numId w:val="12"/>
@@ -2347,7 +2421,7 @@
           </w:p>
           <w:p>
             <w:pPr>
-              <w:pStyle w:val="ListParagraph"/>
+              <w:pStyle w:val="a9"/>
               <w:numPr>
                 <w:ilvl w:val="0"/>
                 <w:numId w:val="12"/>
@@ -2367,7 +2441,7 @@
           </w:p>
           <w:p>
             <w:pPr>
-              <w:pStyle w:val="ListParagraph"/>
+              <w:pStyle w:val="a9"/>
               <w:rPr>
                 <w:rFonts w:ascii="Calibri" w:hAnsi="Calibri"/>
                 <w:b/>
@@ -2521,7 +2595,21 @@
               <w:rPr>
                 <w:rFonts w:ascii="Calibri" w:hAnsi="Calibri"/>
               </w:rPr>
-              <w:t>Ik geef de footer wel een link om ergens naar toe te gaan</w:t>
+              <w:t xml:space="preserve">Ik geef de </w:t>
+            </w:r>
+            <w:proofErr w:type="spellStart"/>
+            <w:r>
+              <w:rPr>
+                <w:rFonts w:ascii="Calibri" w:hAnsi="Calibri"/>
+              </w:rPr>
+              <w:t>footer</w:t>
+            </w:r>
+            <w:proofErr w:type="spellEnd"/>
+            <w:r>
+              <w:rPr>
+                <w:rFonts w:ascii="Calibri" w:hAnsi="Calibri"/>
+              </w:rPr>
+              <w:t xml:space="preserve"> wel een link om ergens naar toe te gaan</w:t>
             </w:r>
           </w:p>
         </w:tc>
@@ -2611,7 +2699,7 @@
             </w:r>
             <w:r>
               <w:rPr>
-                <w:rStyle w:val="FootnoteReference"/>
+                <w:rStyle w:val="af7"/>
                 <w:rFonts w:ascii="Calibri" w:hAnsi="Calibri"/>
                 <w:b/>
                 <w:color w:val="FFFFFF" w:themeColor="background1"/>
@@ -2682,6 +2770,37 @@
         </w:tc>
       </w:tr>
     </w:tbl>
+    <w:p>
+      <w:pPr>
+        <w:spacing w:after="160" w:line="259" w:lineRule="auto"/>
+        <w:rPr>
+          <w:rFonts w:eastAsiaTheme="majorEastAsia" w:cstheme="majorBidi"/>
+          <w:color w:val="000000" w:themeColor="text1"/>
+          <w:sz w:val="28"/>
+          <w:szCs w:val="32"/>
+        </w:rPr>
+      </w:pPr>
+    </w:p>
+    <w:p>
+      <w:pPr>
+        <w:spacing w:after="160" w:line="259" w:lineRule="auto"/>
+        <w:rPr>
+          <w:rFonts w:eastAsiaTheme="majorEastAsia" w:cstheme="majorBidi"/>
+          <w:color w:val="000000" w:themeColor="text1"/>
+          <w:sz w:val="28"/>
+          <w:szCs w:val="32"/>
+        </w:rPr>
+      </w:pPr>
+      <w:r>
+        <w:rPr>
+          <w:rFonts w:eastAsiaTheme="majorEastAsia" w:cstheme="majorBidi"/>
+          <w:color w:val="000000" w:themeColor="text1"/>
+          <w:sz w:val="28"/>
+          <w:szCs w:val="32"/>
+        </w:rPr>
+        <w:br w:type="page"/>
+      </w:r>
+    </w:p>
     <w:p>
       <w:pPr>
         <w:spacing w:after="160" w:line="259" w:lineRule="auto"/>
@@ -2864,7 +2983,7 @@
           </w:tcPr>
           <w:p>
             <w:pPr>
-              <w:pStyle w:val="ListParagraph"/>
+              <w:pStyle w:val="a9"/>
               <w:numPr>
                 <w:ilvl w:val="0"/>
                 <w:numId w:val="12"/>
@@ -2898,7 +3017,7 @@
           </w:p>
           <w:p>
             <w:pPr>
-              <w:pStyle w:val="ListParagraph"/>
+              <w:pStyle w:val="a9"/>
               <w:numPr>
                 <w:ilvl w:val="0"/>
                 <w:numId w:val="12"/>
@@ -2918,7 +3037,7 @@
           </w:p>
           <w:p>
             <w:pPr>
-              <w:pStyle w:val="ListParagraph"/>
+              <w:pStyle w:val="a9"/>
               <w:rPr>
                 <w:rFonts w:ascii="Calibri" w:hAnsi="Calibri"/>
                 <w:b/>
@@ -2978,8 +3097,16 @@
               <w:rPr>
                 <w:rFonts w:ascii="Calibri" w:hAnsi="Calibri"/>
               </w:rPr>
-              <w:t>niet hardcoded</w:t>
-            </w:r>
+              <w:t xml:space="preserve">niet </w:t>
+            </w:r>
+            <w:proofErr w:type="spellStart"/>
+            <w:r>
+              <w:rPr>
+                <w:rFonts w:ascii="Calibri" w:hAnsi="Calibri"/>
+              </w:rPr>
+              <w:t>hardcoded</w:t>
+            </w:r>
+            <w:proofErr w:type="spellEnd"/>
           </w:p>
         </w:tc>
       </w:tr>
@@ -3049,8 +3176,16 @@
               <w:rPr>
                 <w:rFonts w:ascii="Calibri" w:hAnsi="Calibri"/>
               </w:rPr>
-              <w:t>niet hardcoded</w:t>
-            </w:r>
+              <w:t xml:space="preserve">niet </w:t>
+            </w:r>
+            <w:proofErr w:type="spellStart"/>
+            <w:r>
+              <w:rPr>
+                <w:rFonts w:ascii="Calibri" w:hAnsi="Calibri"/>
+              </w:rPr>
+              <w:t>hardcoded</w:t>
+            </w:r>
+            <w:proofErr w:type="spellEnd"/>
           </w:p>
         </w:tc>
       </w:tr>
@@ -3114,7 +3249,6 @@
                 <w:b/>
                 <w:color w:val="FFFFFF" w:themeColor="background1"/>
               </w:rPr>
-              <w:lastRenderedPageBreak/>
               <w:t>Uitvoering</w:t>
             </w:r>
           </w:p>
@@ -3181,7 +3315,7 @@
             </w:r>
             <w:r>
               <w:rPr>
-                <w:rStyle w:val="FootnoteReference"/>
+                <w:rStyle w:val="af7"/>
                 <w:rFonts w:ascii="Calibri" w:hAnsi="Calibri"/>
                 <w:b/>
                 <w:color w:val="FFFFFF" w:themeColor="background1"/>
@@ -3339,7 +3473,23 @@
                 <w:rFonts w:ascii="Calibri" w:hAnsi="Calibri"/>
                 <w:b/>
               </w:rPr>
-              <w:t>Contracteren bij Ridr proberen</w:t>
+              <w:t xml:space="preserve">Contracteren bij </w:t>
+            </w:r>
+            <w:proofErr w:type="spellStart"/>
+            <w:r>
+              <w:rPr>
+                <w:rFonts w:ascii="Calibri" w:hAnsi="Calibri"/>
+                <w:b/>
+              </w:rPr>
+              <w:t>Ridr</w:t>
+            </w:r>
+            <w:proofErr w:type="spellEnd"/>
+            <w:r>
+              <w:rPr>
+                <w:rFonts w:ascii="Calibri" w:hAnsi="Calibri"/>
+                <w:b/>
+              </w:rPr>
+              <w:t xml:space="preserve"> proberen</w:t>
             </w:r>
           </w:p>
         </w:tc>
@@ -3385,7 +3535,39 @@
                 <w:rFonts w:ascii="Calibri" w:hAnsi="Calibri"/>
                 <w:b/>
               </w:rPr>
-              <w:t>Het proberen Ridr to ben</w:t>
+              <w:t xml:space="preserve">Het proberen </w:t>
+            </w:r>
+            <w:proofErr w:type="spellStart"/>
+            <w:r>
+              <w:rPr>
+                <w:rFonts w:ascii="Calibri" w:hAnsi="Calibri"/>
+                <w:b/>
+              </w:rPr>
+              <w:t>Ridr</w:t>
+            </w:r>
+            <w:proofErr w:type="spellEnd"/>
+            <w:r>
+              <w:rPr>
+                <w:rFonts w:ascii="Calibri" w:hAnsi="Calibri"/>
+                <w:b/>
+              </w:rPr>
+              <w:t xml:space="preserve"> </w:t>
+            </w:r>
+            <w:proofErr w:type="spellStart"/>
+            <w:r>
+              <w:rPr>
+                <w:rFonts w:ascii="Calibri" w:hAnsi="Calibri"/>
+                <w:b/>
+              </w:rPr>
+              <w:t>to</w:t>
+            </w:r>
+            <w:proofErr w:type="spellEnd"/>
+            <w:r>
+              <w:rPr>
+                <w:rFonts w:ascii="Calibri" w:hAnsi="Calibri"/>
+                <w:b/>
+              </w:rPr>
+              <w:t xml:space="preserve"> ben</w:t>
             </w:r>
             <w:r>
               <w:rPr>
@@ -3427,7 +3609,7 @@
           </w:tcPr>
           <w:p>
             <w:pPr>
-              <w:pStyle w:val="ListParagraph"/>
+              <w:pStyle w:val="a9"/>
               <w:numPr>
                 <w:ilvl w:val="0"/>
                 <w:numId w:val="12"/>
@@ -3447,7 +3629,7 @@
           </w:p>
           <w:p>
             <w:pPr>
-              <w:pStyle w:val="ListParagraph"/>
+              <w:pStyle w:val="a9"/>
               <w:numPr>
                 <w:ilvl w:val="0"/>
                 <w:numId w:val="12"/>
@@ -3457,17 +3639,26 @@
                 <w:b/>
               </w:rPr>
             </w:pPr>
-            <w:r>
-              <w:rPr>
-                <w:rFonts w:ascii="Calibri" w:hAnsi="Calibri"/>
-                <w:b/>
-              </w:rPr>
-              <w:t xml:space="preserve">Scroll helemaal naar beneden van de pagina </w:t>
-            </w:r>
-          </w:p>
-          <w:p>
-            <w:pPr>
-              <w:pStyle w:val="ListParagraph"/>
+            <w:proofErr w:type="spellStart"/>
+            <w:r>
+              <w:rPr>
+                <w:rFonts w:ascii="Calibri" w:hAnsi="Calibri"/>
+                <w:b/>
+              </w:rPr>
+              <w:t>Scroll</w:t>
+            </w:r>
+            <w:proofErr w:type="spellEnd"/>
+            <w:r>
+              <w:rPr>
+                <w:rFonts w:ascii="Calibri" w:hAnsi="Calibri"/>
+                <w:b/>
+              </w:rPr>
+              <w:t xml:space="preserve"> helemaal naar beneden van de pagina </w:t>
+            </w:r>
+          </w:p>
+          <w:p>
+            <w:pPr>
+              <w:pStyle w:val="a9"/>
               <w:numPr>
                 <w:ilvl w:val="0"/>
                 <w:numId w:val="12"/>
@@ -3487,7 +3678,7 @@
           </w:p>
           <w:p>
             <w:pPr>
-              <w:pStyle w:val="ListParagraph"/>
+              <w:pStyle w:val="a9"/>
               <w:numPr>
                 <w:ilvl w:val="0"/>
                 <w:numId w:val="12"/>
@@ -3507,7 +3698,7 @@
           </w:p>
           <w:p>
             <w:pPr>
-              <w:pStyle w:val="ListParagraph"/>
+              <w:pStyle w:val="a9"/>
               <w:numPr>
                 <w:ilvl w:val="0"/>
                 <w:numId w:val="12"/>
@@ -3518,12 +3709,21 @@
                 <w:bCs/>
               </w:rPr>
             </w:pPr>
-            <w:r>
-              <w:rPr>
-                <w:rFonts w:ascii="Calibri" w:hAnsi="Calibri"/>
-                <w:b/>
-              </w:rPr>
-              <w:t xml:space="preserve">Scroll naar beneden tot dat je de form </w:t>
+            <w:proofErr w:type="spellStart"/>
+            <w:r>
+              <w:rPr>
+                <w:rFonts w:ascii="Calibri" w:hAnsi="Calibri"/>
+                <w:b/>
+              </w:rPr>
+              <w:t>Scroll</w:t>
+            </w:r>
+            <w:proofErr w:type="spellEnd"/>
+            <w:r>
+              <w:rPr>
+                <w:rFonts w:ascii="Calibri" w:hAnsi="Calibri"/>
+                <w:b/>
+              </w:rPr>
+              <w:t xml:space="preserve"> naar beneden tot dat je de form </w:t>
             </w:r>
             <w:r>
               <w:rPr>
@@ -3538,22 +3738,62 @@
                 <w:i/>
                 <w:iCs/>
               </w:rPr>
-              <w:t xml:space="preserve">Contacteer ons:als geintreseerd bent met werken bij </w:t>
-            </w:r>
+              <w:t xml:space="preserve">Contacteer </w:t>
+            </w:r>
+            <w:proofErr w:type="spellStart"/>
+            <w:proofErr w:type="gramStart"/>
             <w:r>
               <w:rPr>
                 <w:rFonts w:ascii="Calibri" w:hAnsi="Calibri"/>
                 <w:i/>
                 <w:iCs/>
               </w:rPr>
-              <w:t>Rydr</w:t>
-            </w:r>
+              <w:t>ons:als</w:t>
+            </w:r>
+            <w:proofErr w:type="spellEnd"/>
+            <w:proofErr w:type="gramEnd"/>
             <w:r>
               <w:rPr>
                 <w:rFonts w:ascii="Calibri" w:hAnsi="Calibri"/>
                 <w:i/>
                 <w:iCs/>
               </w:rPr>
+              <w:t xml:space="preserve"> </w:t>
+            </w:r>
+            <w:proofErr w:type="spellStart"/>
+            <w:r>
+              <w:rPr>
+                <w:rFonts w:ascii="Calibri" w:hAnsi="Calibri"/>
+                <w:i/>
+                <w:iCs/>
+              </w:rPr>
+              <w:t>geintreseerd</w:t>
+            </w:r>
+            <w:proofErr w:type="spellEnd"/>
+            <w:r>
+              <w:rPr>
+                <w:rFonts w:ascii="Calibri" w:hAnsi="Calibri"/>
+                <w:i/>
+                <w:iCs/>
+              </w:rPr>
+              <w:t xml:space="preserve"> bent met werken bij </w:t>
+            </w:r>
+            <w:proofErr w:type="spellStart"/>
+            <w:r>
+              <w:rPr>
+                <w:rFonts w:ascii="Calibri" w:hAnsi="Calibri"/>
+                <w:i/>
+                <w:iCs/>
+              </w:rPr>
+              <w:t>Rydr</w:t>
+            </w:r>
+            <w:proofErr w:type="spellEnd"/>
+            <w:r>
+              <w:rPr>
+                <w:rFonts w:ascii="Calibri" w:hAnsi="Calibri"/>
+                <w:i/>
+                <w:iCs/>
+              </w:rPr>
               <w:t>)</w:t>
             </w:r>
             <w:r>
@@ -3567,7 +3807,7 @@
           </w:p>
           <w:p>
             <w:pPr>
-              <w:pStyle w:val="ListParagraph"/>
+              <w:pStyle w:val="a9"/>
               <w:numPr>
                 <w:ilvl w:val="0"/>
                 <w:numId w:val="12"/>
@@ -3587,7 +3827,7 @@
           </w:p>
           <w:p>
             <w:pPr>
-              <w:pStyle w:val="ListParagraph"/>
+              <w:pStyle w:val="a9"/>
               <w:numPr>
                 <w:ilvl w:val="0"/>
                 <w:numId w:val="12"/>
@@ -3607,7 +3847,7 @@
           </w:p>
           <w:p>
             <w:pPr>
-              <w:pStyle w:val="ListParagraph"/>
+              <w:pStyle w:val="a9"/>
               <w:rPr>
                 <w:rFonts w:ascii="Calibri" w:hAnsi="Calibri"/>
                 <w:b/>
@@ -3714,19 +3954,7 @@
               <w:rPr>
                 <w:rFonts w:ascii="Calibri" w:hAnsi="Calibri"/>
               </w:rPr>
-              <w:t xml:space="preserve">Je vraag een contract aan en word </w:t>
-            </w:r>
-            <w:r>
-              <w:rPr>
-                <w:rFonts w:ascii="Calibri" w:hAnsi="Calibri"/>
-              </w:rPr>
-              <w:t>teruggemaild</w:t>
-            </w:r>
-            <w:r>
-              <w:rPr>
-                <w:rFonts w:ascii="Calibri" w:hAnsi="Calibri"/>
-              </w:rPr>
-              <w:t xml:space="preserve"> </w:t>
+              <w:t xml:space="preserve">Je vraag een contract aan en word teruggemaild </w:t>
             </w:r>
           </w:p>
         </w:tc>
@@ -3857,7 +4085,7 @@
             </w:r>
             <w:r>
               <w:rPr>
-                <w:rStyle w:val="FootnoteReference"/>
+                <w:rStyle w:val="af7"/>
                 <w:rFonts w:ascii="Calibri" w:hAnsi="Calibri"/>
                 <w:b/>
                 <w:color w:val="FFFFFF" w:themeColor="background1"/>
@@ -3928,6 +4156,37 @@
         </w:tc>
       </w:tr>
     </w:tbl>
+    <w:p>
+      <w:pPr>
+        <w:spacing w:after="160" w:line="259" w:lineRule="auto"/>
+        <w:rPr>
+          <w:rFonts w:eastAsiaTheme="majorEastAsia" w:cstheme="majorBidi"/>
+          <w:color w:val="000000" w:themeColor="text1"/>
+          <w:sz w:val="28"/>
+          <w:szCs w:val="32"/>
+        </w:rPr>
+      </w:pPr>
+    </w:p>
+    <w:p>
+      <w:pPr>
+        <w:spacing w:after="160" w:line="259" w:lineRule="auto"/>
+        <w:rPr>
+          <w:rFonts w:eastAsiaTheme="majorEastAsia" w:cstheme="majorBidi"/>
+          <w:color w:val="000000" w:themeColor="text1"/>
+          <w:sz w:val="28"/>
+          <w:szCs w:val="32"/>
+        </w:rPr>
+      </w:pPr>
+      <w:r>
+        <w:rPr>
+          <w:rFonts w:eastAsiaTheme="majorEastAsia" w:cstheme="majorBidi"/>
+          <w:color w:val="000000" w:themeColor="text1"/>
+          <w:sz w:val="28"/>
+          <w:szCs w:val="32"/>
+        </w:rPr>
+        <w:br w:type="page"/>
+      </w:r>
+    </w:p>
     <w:p>
       <w:pPr>
         <w:spacing w:after="160" w:line="259" w:lineRule="auto"/>
@@ -4096,7 +4355,7 @@
           </w:tcPr>
           <w:p>
             <w:pPr>
-              <w:pStyle w:val="ListParagraph"/>
+              <w:pStyle w:val="a9"/>
               <w:numPr>
                 <w:ilvl w:val="0"/>
                 <w:numId w:val="12"/>
@@ -4116,7 +4375,7 @@
           </w:p>
           <w:p>
             <w:pPr>
-              <w:pStyle w:val="ListParagraph"/>
+              <w:pStyle w:val="a9"/>
               <w:numPr>
                 <w:ilvl w:val="0"/>
                 <w:numId w:val="12"/>
@@ -4136,7 +4395,7 @@
           </w:p>
           <w:p>
             <w:pPr>
-              <w:pStyle w:val="ListParagraph"/>
+              <w:pStyle w:val="a9"/>
               <w:numPr>
                 <w:ilvl w:val="0"/>
                 <w:numId w:val="12"/>
@@ -4156,7 +4415,7 @@
           </w:p>
           <w:p>
             <w:pPr>
-              <w:pStyle w:val="ListParagraph"/>
+              <w:pStyle w:val="a9"/>
               <w:numPr>
                 <w:ilvl w:val="0"/>
                 <w:numId w:val="12"/>
@@ -4176,7 +4435,7 @@
           </w:p>
           <w:p>
             <w:pPr>
-              <w:pStyle w:val="ListParagraph"/>
+              <w:pStyle w:val="a9"/>
               <w:numPr>
                 <w:ilvl w:val="0"/>
                 <w:numId w:val="12"/>
@@ -4341,7 +4600,21 @@
               <w:rPr>
                 <w:rFonts w:ascii="Calibri" w:hAnsi="Calibri"/>
               </w:rPr>
-              <w:t>Ik pas mijn java script aan</w:t>
+              <w:t xml:space="preserve">Ik pas mijn </w:t>
+            </w:r>
+            <w:proofErr w:type="spellStart"/>
+            <w:r>
+              <w:rPr>
+                <w:rFonts w:ascii="Calibri" w:hAnsi="Calibri"/>
+              </w:rPr>
+              <w:t>java</w:t>
+            </w:r>
+            <w:proofErr w:type="spellEnd"/>
+            <w:r>
+              <w:rPr>
+                <w:rFonts w:ascii="Calibri" w:hAnsi="Calibri"/>
+              </w:rPr>
+              <w:t xml:space="preserve"> script aan</w:t>
             </w:r>
           </w:p>
         </w:tc>
@@ -4439,7 +4712,7 @@
             </w:r>
             <w:r>
               <w:rPr>
-                <w:rStyle w:val="FootnoteReference"/>
+                <w:rStyle w:val="af7"/>
                 <w:rFonts w:ascii="Calibri" w:hAnsi="Calibri"/>
                 <w:b/>
                 <w:color w:val="FFFFFF" w:themeColor="background1"/>
@@ -4678,7 +4951,7 @@
           </w:tcPr>
           <w:p>
             <w:pPr>
-              <w:pStyle w:val="ListParagraph"/>
+              <w:pStyle w:val="a9"/>
               <w:numPr>
                 <w:ilvl w:val="0"/>
                 <w:numId w:val="12"/>
@@ -4698,7 +4971,7 @@
           </w:p>
           <w:p>
             <w:pPr>
-              <w:pStyle w:val="ListParagraph"/>
+              <w:pStyle w:val="a9"/>
               <w:numPr>
                 <w:ilvl w:val="0"/>
                 <w:numId w:val="12"/>
@@ -4718,7 +4991,7 @@
           </w:p>
           <w:p>
             <w:pPr>
-              <w:pStyle w:val="ListParagraph"/>
+              <w:pStyle w:val="a9"/>
               <w:numPr>
                 <w:ilvl w:val="0"/>
                 <w:numId w:val="12"/>
@@ -4738,7 +5011,7 @@
           </w:p>
           <w:p>
             <w:pPr>
-              <w:pStyle w:val="ListParagraph"/>
+              <w:pStyle w:val="a9"/>
               <w:numPr>
                 <w:ilvl w:val="0"/>
                 <w:numId w:val="12"/>
@@ -4758,7 +5031,7 @@
           </w:p>
           <w:p>
             <w:pPr>
-              <w:pStyle w:val="ListParagraph"/>
+              <w:pStyle w:val="a9"/>
               <w:numPr>
                 <w:ilvl w:val="0"/>
                 <w:numId w:val="12"/>
@@ -4778,7 +5051,7 @@
           </w:p>
           <w:p>
             <w:pPr>
-              <w:pStyle w:val="ListParagraph"/>
+              <w:pStyle w:val="a9"/>
               <w:rPr>
                 <w:rFonts w:ascii="Calibri" w:hAnsi="Calibri"/>
                 <w:b/>
@@ -5022,7 +5295,7 @@
             </w:r>
             <w:r>
               <w:rPr>
-                <w:rStyle w:val="FootnoteReference"/>
+                <w:rStyle w:val="af7"/>
                 <w:rFonts w:ascii="Calibri" w:hAnsi="Calibri"/>
                 <w:b/>
                 <w:color w:val="FFFFFF" w:themeColor="background1"/>
@@ -5093,6 +5366,37 @@
         </w:tc>
       </w:tr>
     </w:tbl>
+    <w:p>
+      <w:pPr>
+        <w:spacing w:after="160" w:line="259" w:lineRule="auto"/>
+        <w:rPr>
+          <w:rFonts w:eastAsiaTheme="majorEastAsia" w:cstheme="majorBidi"/>
+          <w:color w:val="000000" w:themeColor="text1"/>
+          <w:sz w:val="28"/>
+          <w:szCs w:val="32"/>
+        </w:rPr>
+      </w:pPr>
+    </w:p>
+    <w:p>
+      <w:pPr>
+        <w:spacing w:after="160" w:line="259" w:lineRule="auto"/>
+        <w:rPr>
+          <w:rFonts w:eastAsiaTheme="majorEastAsia" w:cstheme="majorBidi"/>
+          <w:color w:val="000000" w:themeColor="text1"/>
+          <w:sz w:val="28"/>
+          <w:szCs w:val="32"/>
+        </w:rPr>
+      </w:pPr>
+      <w:r>
+        <w:rPr>
+          <w:rFonts w:eastAsiaTheme="majorEastAsia" w:cstheme="majorBidi"/>
+          <w:color w:val="000000" w:themeColor="text1"/>
+          <w:sz w:val="28"/>
+          <w:szCs w:val="32"/>
+        </w:rPr>
+        <w:br w:type="page"/>
+      </w:r>
+    </w:p>
     <w:p>
       <w:pPr>
         <w:spacing w:after="160" w:line="259" w:lineRule="auto"/>
@@ -5261,7 +5565,7 @@
           </w:tcPr>
           <w:p>
             <w:pPr>
-              <w:pStyle w:val="ListParagraph"/>
+              <w:pStyle w:val="a9"/>
               <w:numPr>
                 <w:ilvl w:val="0"/>
                 <w:numId w:val="12"/>
@@ -5288,7 +5592,7 @@
           </w:p>
           <w:p>
             <w:pPr>
-              <w:pStyle w:val="ListParagraph"/>
+              <w:pStyle w:val="a9"/>
               <w:numPr>
                 <w:ilvl w:val="0"/>
                 <w:numId w:val="12"/>
@@ -5308,7 +5612,7 @@
           </w:p>
           <w:p>
             <w:pPr>
-              <w:pStyle w:val="ListParagraph"/>
+              <w:pStyle w:val="a9"/>
               <w:numPr>
                 <w:ilvl w:val="0"/>
                 <w:numId w:val="12"/>
@@ -5328,7 +5632,7 @@
           </w:p>
           <w:p>
             <w:pPr>
-              <w:pStyle w:val="ListParagraph"/>
+              <w:pStyle w:val="a9"/>
               <w:numPr>
                 <w:ilvl w:val="0"/>
                 <w:numId w:val="12"/>
@@ -5343,12 +5647,28 @@
                 <w:rFonts w:ascii="Calibri" w:hAnsi="Calibri"/>
                 <w:b/>
               </w:rPr>
-              <w:t>Als je naar de Ridr website gaat</w:t>
-            </w:r>
-          </w:p>
-          <w:p>
-            <w:pPr>
-              <w:pStyle w:val="ListParagraph"/>
+              <w:t xml:space="preserve">Als je naar de </w:t>
+            </w:r>
+            <w:proofErr w:type="spellStart"/>
+            <w:r>
+              <w:rPr>
+                <w:rFonts w:ascii="Calibri" w:hAnsi="Calibri"/>
+                <w:b/>
+              </w:rPr>
+              <w:t>Ridr</w:t>
+            </w:r>
+            <w:proofErr w:type="spellEnd"/>
+            <w:r>
+              <w:rPr>
+                <w:rFonts w:ascii="Calibri" w:hAnsi="Calibri"/>
+                <w:b/>
+              </w:rPr>
+              <w:t xml:space="preserve"> website gaat</w:t>
+            </w:r>
+          </w:p>
+          <w:p>
+            <w:pPr>
+              <w:pStyle w:val="a9"/>
               <w:numPr>
                 <w:ilvl w:val="0"/>
                 <w:numId w:val="12"/>
@@ -5368,7 +5688,7 @@
           </w:p>
           <w:p>
             <w:pPr>
-              <w:pStyle w:val="ListParagraph"/>
+              <w:pStyle w:val="a9"/>
               <w:rPr>
                 <w:rFonts w:ascii="Calibri" w:hAnsi="Calibri"/>
                 <w:b/>
@@ -5612,7 +5932,7 @@
             </w:r>
             <w:r>
               <w:rPr>
-                <w:rStyle w:val="FootnoteReference"/>
+                <w:rStyle w:val="af7"/>
                 <w:rFonts w:ascii="Calibri" w:hAnsi="Calibri"/>
                 <w:b/>
                 <w:color w:val="FFFFFF" w:themeColor="background1"/>
@@ -5754,7 +6074,6 @@
                 <w:b/>
                 <w:color w:val="FFFFFF" w:themeColor="background1"/>
               </w:rPr>
-              <w:lastRenderedPageBreak/>
               <w:t>Functionaliteit</w:t>
             </w:r>
           </w:p>
@@ -5863,7 +6182,7 @@
           </w:tcPr>
           <w:p>
             <w:pPr>
-              <w:pStyle w:val="ListParagraph"/>
+              <w:pStyle w:val="a9"/>
               <w:numPr>
                 <w:ilvl w:val="0"/>
                 <w:numId w:val="12"/>
@@ -5897,7 +6216,7 @@
           </w:p>
           <w:p>
             <w:pPr>
-              <w:pStyle w:val="ListParagraph"/>
+              <w:pStyle w:val="a9"/>
               <w:numPr>
                 <w:ilvl w:val="0"/>
                 <w:numId w:val="12"/>
@@ -5917,7 +6236,7 @@
           </w:p>
           <w:p>
             <w:pPr>
-              <w:pStyle w:val="ListParagraph"/>
+              <w:pStyle w:val="a9"/>
               <w:numPr>
                 <w:ilvl w:val="0"/>
                 <w:numId w:val="12"/>
@@ -6082,8 +6401,30 @@
               <w:rPr>
                 <w:rFonts w:ascii="Calibri" w:hAnsi="Calibri"/>
               </w:rPr>
-              <w:t>Ik verander de achtgrond naar een .svg plaats van een .WEBP</w:t>
-            </w:r>
+              <w:t>Ik verander de achtgrond naar een .</w:t>
+            </w:r>
+            <w:proofErr w:type="spellStart"/>
+            <w:r>
+              <w:rPr>
+                <w:rFonts w:ascii="Calibri" w:hAnsi="Calibri"/>
+              </w:rPr>
+              <w:t>svg</w:t>
+            </w:r>
+            <w:proofErr w:type="spellEnd"/>
+            <w:r>
+              <w:rPr>
+                <w:rFonts w:ascii="Calibri" w:hAnsi="Calibri"/>
+              </w:rPr>
+              <w:t xml:space="preserve"> plaats van </w:t>
+            </w:r>
+            <w:proofErr w:type="gramStart"/>
+            <w:r>
+              <w:rPr>
+                <w:rFonts w:ascii="Calibri" w:hAnsi="Calibri"/>
+              </w:rPr>
+              <w:t>een .WEBP</w:t>
+            </w:r>
+            <w:proofErr w:type="gramEnd"/>
           </w:p>
         </w:tc>
       </w:tr>
@@ -6166,7 +6507,7 @@
             </w:r>
             <w:r>
               <w:rPr>
-                <w:rStyle w:val="FootnoteReference"/>
+                <w:rStyle w:val="af7"/>
                 <w:rFonts w:ascii="Calibri" w:hAnsi="Calibri"/>
                 <w:b/>
                 <w:color w:val="FFFFFF" w:themeColor="background1"/>
@@ -6224,28 +6565,6 @@
         </w:tc>
       </w:tr>
     </w:tbl>
-    <w:p>
-      <w:pPr>
-        <w:spacing w:after="160" w:line="259" w:lineRule="auto"/>
-        <w:rPr>
-          <w:rFonts w:eastAsiaTheme="majorEastAsia" w:cstheme="majorBidi"/>
-          <w:color w:val="000000" w:themeColor="text1"/>
-          <w:sz w:val="28"/>
-          <w:szCs w:val="32"/>
-        </w:rPr>
-      </w:pPr>
-    </w:p>
-    <w:p>
-      <w:pPr>
-        <w:spacing w:after="160" w:line="259" w:lineRule="auto"/>
-        <w:rPr>
-          <w:rFonts w:eastAsiaTheme="majorEastAsia" w:cstheme="majorBidi"/>
-          <w:color w:val="000000" w:themeColor="text1"/>
-          <w:sz w:val="28"/>
-          <w:szCs w:val="32"/>
-        </w:rPr>
-      </w:pPr>
-    </w:p>
     <w:p>
       <w:pPr>
         <w:spacing w:after="160" w:line="259" w:lineRule="auto"/>
@@ -6307,7 +6626,7 @@
       </w:pPr>
       <w:r>
         <w:rPr>
-          <w:rStyle w:val="EndnoteReference"/>
+          <w:rStyle w:val="afa"/>
         </w:rPr>
         <w:endnoteRef/>
       </w:r>
@@ -6355,11 +6674,6 @@
         <w:t>3 = Hoog</w:t>
       </w:r>
     </w:p>
-    <w:p>
-      <w:pPr>
-        <w:pStyle w:val="EndnoteText"/>
-      </w:pPr>
-    </w:p>
   </w:endnote>
 </w:endnotes>
 </file>
@@ -6386,7 +6700,7 @@
         <w:sdtContent>
           <w:p>
             <w:pPr>
-              <w:pStyle w:val="Footer"/>
+              <w:pStyle w:val="a5"/>
               <w:tabs>
                 <w:tab w:val="left" w:pos="6804"/>
               </w:tabs>
@@ -6567,7 +6881,7 @@
 <w:hdr xmlns:wpc="http://schemas.microsoft.com/office/word/2010/wordprocessingCanvas" xmlns:cx="http://schemas.microsoft.com/office/drawing/2014/chartex" xmlns:cx1="http://schemas.microsoft.com/office/drawing/2015/9/8/chartex" xmlns:cx2="http://schemas.microsoft.com/office/drawing/2015/10/21/chartex" xmlns:cx3="http://schemas.microsoft.com/office/drawing/2016/5/9/chartex" xmlns:cx4="http://schemas.microsoft.com/office/drawing/2016/5/10/chartex" xmlns:cx5="http://schemas.microsoft.com/office/drawing/2016/5/11/chartex" xmlns:cx6="http://schemas.microsoft.com/office/drawing/2016/5/12/chartex" xmlns:cx7="http://schemas.microsoft.com/office/drawing/2016/5/13/chartex" xmlns:cx8="http://schemas.microsoft.com/office/drawing/2016/5/14/chartex" xmlns:mc="http://schemas.openxmlformats.org/markup-compatibility/2006" xmlns:aink="http://schemas.microsoft.com/office/drawing/2016/ink" xmlns:am3d="http://schemas.microsoft.com/office/drawing/2017/model3d" xmlns:o="urn:schemas-microsoft-com:office:office" xmlns:oel="http://schemas.microsoft.com/office/2019/extlst" xmlns:r="http://schemas.openxmlformats.org/officeDocument/2006/relationships" xmlns:m="http://schemas.openxmlformats.org/officeDocument/2006/math" xmlns:v="urn:schemas-microsoft-com:vml" xmlns:wp14="http://schemas.microsoft.com/office/word/2010/wordprocessingDrawing" xmlns:wp="http://schemas.openxmlformats.org/drawingml/2006/wordprocessingDrawing" xmlns:w10="urn:schemas-microsoft-com:office:word" xmlns:w="http://schemas.openxmlformats.org/wordprocessingml/2006/main" xmlns:w14="http://schemas.microsoft.com/office/word/2010/wordml" xmlns:w15="http://schemas.microsoft.com/office/word/2012/wordml" xmlns:w16cex="http://schemas.microsoft.com/office/word/2018/wordml/cex" xmlns:w16cid="http://schemas.microsoft.com/office/word/2016/wordml/cid" xmlns:w16="http://schemas.microsoft.com/office/word/2018/wordml" xmlns:w16du="http://schemas.microsoft.com/office/word/2023/wordml/word16du" xmlns:w16sdtdh="http://schemas.microsoft.com/office/word/2020/wordml/sdtdatahash" xmlns:w16sdtfl="http://schemas.microsoft.com/office/word/2024/wordml/sdtformatlock" xmlns:w16se="http://schemas.microsoft.com/office/word/2015/wordml/symex" xmlns:wpg="http://schemas.microsoft.com/office/word/2010/wordprocessingGroup" xmlns:wpi="http://schemas.microsoft.com/office/word/2010/wordprocessingInk" xmlns:wne="http://schemas.microsoft.com/office/word/2006/wordml" xmlns:wps="http://schemas.microsoft.com/office/word/2010/wordprocessingShape" mc:Ignorable="w14 w15 w16se w16cid w16 w16cex w16sdtdh w16sdtfl w16du wp14">
   <w:p>
     <w:pPr>
-      <w:pStyle w:val="Header"/>
+      <w:pStyle w:val="a3"/>
       <w:jc w:val="right"/>
     </w:pPr>
   </w:p>
@@ -8218,7 +8532,7 @@
     <w:lsdException w:name="Unresolved Mention" w:semiHidden="1" w:unhideWhenUsed="1"/>
     <w:lsdException w:name="Smart Link" w:semiHidden="1" w:unhideWhenUsed="1"/>
   </w:latentStyles>
-  <w:style w:type="paragraph" w:default="1" w:styleId="Normal">
+  <w:style w:type="paragraph" w:default="1" w:styleId="a">
     <w:name w:val="Normal"/>
     <w:qFormat/>
     <w:rsid w:val="00022C11"/>
@@ -8226,11 +8540,11 @@
       <w:spacing w:after="120" w:line="276" w:lineRule="auto"/>
     </w:pPr>
   </w:style>
-  <w:style w:type="paragraph" w:styleId="Heading1">
+  <w:style w:type="paragraph" w:styleId="1">
     <w:name w:val="heading 1"/>
-    <w:basedOn w:val="Normal"/>
-    <w:next w:val="Normal"/>
-    <w:link w:val="Heading1Char"/>
+    <w:basedOn w:val="a"/>
+    <w:next w:val="a"/>
+    <w:link w:val="10"/>
     <w:uiPriority w:val="9"/>
     <w:qFormat/>
     <w:rsid w:val="00B05038"/>
@@ -8248,11 +8562,11 @@
       <w:szCs w:val="32"/>
     </w:rPr>
   </w:style>
-  <w:style w:type="paragraph" w:styleId="Heading2">
+  <w:style w:type="paragraph" w:styleId="2">
     <w:name w:val="heading 2"/>
-    <w:basedOn w:val="Normal"/>
-    <w:next w:val="Normal"/>
-    <w:link w:val="Heading2Char"/>
+    <w:basedOn w:val="a"/>
+    <w:next w:val="a"/>
+    <w:link w:val="20"/>
     <w:uiPriority w:val="9"/>
     <w:unhideWhenUsed/>
     <w:qFormat/>
@@ -8271,11 +8585,11 @@
       <w:szCs w:val="26"/>
     </w:rPr>
   </w:style>
-  <w:style w:type="paragraph" w:styleId="Heading3">
+  <w:style w:type="paragraph" w:styleId="3">
     <w:name w:val="heading 3"/>
-    <w:basedOn w:val="Normal"/>
-    <w:next w:val="Normal"/>
-    <w:link w:val="Heading3Char"/>
+    <w:basedOn w:val="a"/>
+    <w:next w:val="a"/>
+    <w:link w:val="30"/>
     <w:uiPriority w:val="9"/>
     <w:unhideWhenUsed/>
     <w:qFormat/>
@@ -8293,11 +8607,11 @@
       <w:szCs w:val="24"/>
     </w:rPr>
   </w:style>
-  <w:style w:type="paragraph" w:styleId="Heading4">
+  <w:style w:type="paragraph" w:styleId="4">
     <w:name w:val="heading 4"/>
-    <w:basedOn w:val="Normal"/>
-    <w:next w:val="Normal"/>
-    <w:link w:val="Heading4Char"/>
+    <w:basedOn w:val="a"/>
+    <w:next w:val="a"/>
+    <w:link w:val="40"/>
     <w:uiPriority w:val="9"/>
     <w:unhideWhenUsed/>
     <w:qFormat/>
@@ -8315,12 +8629,13 @@
       <w:color w:val="000000" w:themeColor="text1"/>
     </w:rPr>
   </w:style>
-  <w:style w:type="character" w:default="1" w:styleId="DefaultParagraphFont">
+  <w:style w:type="character" w:default="1" w:styleId="a0">
     <w:name w:val="Default Paragraph Font"/>
     <w:uiPriority w:val="1"/>
+    <w:semiHidden/>
     <w:unhideWhenUsed/>
   </w:style>
-  <w:style w:type="table" w:default="1" w:styleId="TableNormal">
+  <w:style w:type="table" w:default="1" w:styleId="a1">
     <w:name w:val="Normal Table"/>
     <w:uiPriority w:val="99"/>
     <w:semiHidden/>
@@ -8335,16 +8650,16 @@
       </w:tblCellMar>
     </w:tblPr>
   </w:style>
-  <w:style w:type="numbering" w:default="1" w:styleId="NoList">
+  <w:style w:type="numbering" w:default="1" w:styleId="a2">
     <w:name w:val="No List"/>
     <w:uiPriority w:val="99"/>
     <w:semiHidden/>
     <w:unhideWhenUsed/>
   </w:style>
-  <w:style w:type="paragraph" w:styleId="Header">
+  <w:style w:type="paragraph" w:styleId="a3">
     <w:name w:val="header"/>
-    <w:basedOn w:val="Normal"/>
-    <w:link w:val="HeaderChar"/>
+    <w:basedOn w:val="a"/>
+    <w:link w:val="a4"/>
     <w:uiPriority w:val="99"/>
     <w:unhideWhenUsed/>
     <w:rsid w:val="0001646D"/>
@@ -8356,17 +8671,17 @@
       <w:spacing w:after="0" w:line="240" w:lineRule="auto"/>
     </w:pPr>
   </w:style>
-  <w:style w:type="character" w:customStyle="1" w:styleId="HeaderChar">
-    <w:name w:val="Header Char"/>
-    <w:basedOn w:val="DefaultParagraphFont"/>
-    <w:link w:val="Header"/>
+  <w:style w:type="character" w:customStyle="1" w:styleId="a4">
+    <w:name w:val="Верхний колонтитул Знак"/>
+    <w:basedOn w:val="a0"/>
+    <w:link w:val="a3"/>
     <w:uiPriority w:val="99"/>
     <w:rsid w:val="0001646D"/>
   </w:style>
-  <w:style w:type="paragraph" w:styleId="Footer">
+  <w:style w:type="paragraph" w:styleId="a5">
     <w:name w:val="footer"/>
-    <w:basedOn w:val="Normal"/>
-    <w:link w:val="FooterChar"/>
+    <w:basedOn w:val="a"/>
+    <w:link w:val="a6"/>
     <w:uiPriority w:val="99"/>
     <w:unhideWhenUsed/>
     <w:rsid w:val="0001646D"/>
@@ -8378,17 +8693,17 @@
       <w:spacing w:after="0" w:line="240" w:lineRule="auto"/>
     </w:pPr>
   </w:style>
-  <w:style w:type="character" w:customStyle="1" w:styleId="FooterChar">
-    <w:name w:val="Footer Char"/>
-    <w:basedOn w:val="DefaultParagraphFont"/>
-    <w:link w:val="Footer"/>
+  <w:style w:type="character" w:customStyle="1" w:styleId="a6">
+    <w:name w:val="Нижний колонтитул Знак"/>
+    <w:basedOn w:val="a0"/>
+    <w:link w:val="a5"/>
     <w:uiPriority w:val="99"/>
     <w:rsid w:val="0001646D"/>
   </w:style>
-  <w:style w:type="character" w:customStyle="1" w:styleId="Heading1Char">
-    <w:name w:val="Heading 1 Char"/>
-    <w:basedOn w:val="DefaultParagraphFont"/>
-    <w:link w:val="Heading1"/>
+  <w:style w:type="character" w:customStyle="1" w:styleId="10">
+    <w:name w:val="Заголовок 1 Знак"/>
+    <w:basedOn w:val="a0"/>
+    <w:link w:val="1"/>
     <w:uiPriority w:val="9"/>
     <w:rsid w:val="00B05038"/>
     <w:rPr>
@@ -8398,10 +8713,10 @@
       <w:szCs w:val="32"/>
     </w:rPr>
   </w:style>
-  <w:style w:type="character" w:customStyle="1" w:styleId="Heading2Char">
-    <w:name w:val="Heading 2 Char"/>
-    <w:basedOn w:val="DefaultParagraphFont"/>
-    <w:link w:val="Heading2"/>
+  <w:style w:type="character" w:customStyle="1" w:styleId="20">
+    <w:name w:val="Заголовок 2 Знак"/>
+    <w:basedOn w:val="a0"/>
+    <w:link w:val="2"/>
     <w:uiPriority w:val="9"/>
     <w:rsid w:val="00B05038"/>
     <w:rPr>
@@ -8411,10 +8726,10 @@
       <w:szCs w:val="26"/>
     </w:rPr>
   </w:style>
-  <w:style w:type="character" w:customStyle="1" w:styleId="Heading3Char">
-    <w:name w:val="Heading 3 Char"/>
-    <w:basedOn w:val="DefaultParagraphFont"/>
-    <w:link w:val="Heading3"/>
+  <w:style w:type="character" w:customStyle="1" w:styleId="30">
+    <w:name w:val="Заголовок 3 Знак"/>
+    <w:basedOn w:val="a0"/>
+    <w:link w:val="3"/>
     <w:uiPriority w:val="9"/>
     <w:rsid w:val="00B05038"/>
     <w:rPr>
@@ -8424,10 +8739,10 @@
       <w:szCs w:val="24"/>
     </w:rPr>
   </w:style>
-  <w:style w:type="character" w:customStyle="1" w:styleId="Heading4Char">
-    <w:name w:val="Heading 4 Char"/>
-    <w:basedOn w:val="DefaultParagraphFont"/>
-    <w:link w:val="Heading4"/>
+  <w:style w:type="character" w:customStyle="1" w:styleId="40">
+    <w:name w:val="Заголовок 4 Знак"/>
+    <w:basedOn w:val="a0"/>
+    <w:link w:val="4"/>
     <w:uiPriority w:val="9"/>
     <w:rsid w:val="00B05038"/>
     <w:rPr>
@@ -8437,10 +8752,10 @@
       <w:color w:val="000000" w:themeColor="text1"/>
     </w:rPr>
   </w:style>
-  <w:style w:type="paragraph" w:styleId="BalloonText">
+  <w:style w:type="paragraph" w:styleId="a7">
     <w:name w:val="Balloon Text"/>
-    <w:basedOn w:val="Normal"/>
-    <w:link w:val="BalloonTextChar"/>
+    <w:basedOn w:val="a"/>
+    <w:link w:val="a8"/>
     <w:uiPriority w:val="99"/>
     <w:semiHidden/>
     <w:unhideWhenUsed/>
@@ -8454,10 +8769,10 @@
       <w:szCs w:val="16"/>
     </w:rPr>
   </w:style>
-  <w:style w:type="character" w:customStyle="1" w:styleId="BalloonTextChar">
-    <w:name w:val="Balloon Text Char"/>
-    <w:basedOn w:val="DefaultParagraphFont"/>
-    <w:link w:val="BalloonText"/>
+  <w:style w:type="character" w:customStyle="1" w:styleId="a8">
+    <w:name w:val="Текст выноски Знак"/>
+    <w:basedOn w:val="a0"/>
+    <w:link w:val="a7"/>
     <w:uiPriority w:val="99"/>
     <w:semiHidden/>
     <w:rsid w:val="00FB7C34"/>
@@ -8467,9 +8782,9 @@
       <w:szCs w:val="16"/>
     </w:rPr>
   </w:style>
-  <w:style w:type="paragraph" w:styleId="ListParagraph">
+  <w:style w:type="paragraph" w:styleId="a9">
     <w:name w:val="List Paragraph"/>
-    <w:basedOn w:val="Normal"/>
+    <w:basedOn w:val="a"/>
     <w:uiPriority w:val="34"/>
     <w:qFormat/>
     <w:rsid w:val="005944A4"/>
@@ -8479,10 +8794,10 @@
       <w:contextualSpacing/>
     </w:pPr>
   </w:style>
-  <w:style w:type="paragraph" w:styleId="TOCHeading">
+  <w:style w:type="paragraph" w:styleId="aa">
     <w:name w:val="TOC Heading"/>
-    <w:basedOn w:val="Heading1"/>
-    <w:next w:val="Normal"/>
+    <w:basedOn w:val="1"/>
+    <w:next w:val="a"/>
     <w:uiPriority w:val="39"/>
     <w:semiHidden/>
     <w:unhideWhenUsed/>
@@ -8503,10 +8818,10 @@
       <w:lang w:eastAsia="nl-NL"/>
     </w:rPr>
   </w:style>
-  <w:style w:type="paragraph" w:styleId="TOC1">
+  <w:style w:type="paragraph" w:styleId="11">
     <w:name w:val="toc 1"/>
-    <w:basedOn w:val="Normal"/>
-    <w:next w:val="Normal"/>
+    <w:basedOn w:val="a"/>
+    <w:next w:val="a"/>
     <w:autoRedefine/>
     <w:uiPriority w:val="39"/>
     <w:unhideWhenUsed/>
@@ -8515,9 +8830,9 @@
       <w:spacing w:after="100" w:line="259" w:lineRule="auto"/>
     </w:pPr>
   </w:style>
-  <w:style w:type="character" w:styleId="Hyperlink">
+  <w:style w:type="character" w:styleId="ab">
     <w:name w:val="Hyperlink"/>
-    <w:basedOn w:val="DefaultParagraphFont"/>
+    <w:basedOn w:val="a0"/>
     <w:uiPriority w:val="99"/>
     <w:unhideWhenUsed/>
     <w:rsid w:val="005944A4"/>
@@ -8526,11 +8841,11 @@
       <w:u w:val="single"/>
     </w:rPr>
   </w:style>
-  <w:style w:type="paragraph" w:styleId="Title">
+  <w:style w:type="paragraph" w:styleId="ac">
     <w:name w:val="Title"/>
-    <w:basedOn w:val="Normal"/>
-    <w:next w:val="Normal"/>
-    <w:link w:val="TitleChar"/>
+    <w:basedOn w:val="a"/>
+    <w:next w:val="a"/>
+    <w:link w:val="ad"/>
     <w:uiPriority w:val="10"/>
     <w:qFormat/>
     <w:rsid w:val="005944A4"/>
@@ -8550,10 +8865,10 @@
       <w:szCs w:val="52"/>
     </w:rPr>
   </w:style>
-  <w:style w:type="character" w:customStyle="1" w:styleId="TitleChar">
-    <w:name w:val="Title Char"/>
-    <w:basedOn w:val="DefaultParagraphFont"/>
-    <w:link w:val="Title"/>
+  <w:style w:type="character" w:customStyle="1" w:styleId="ad">
+    <w:name w:val="Заголовок Знак"/>
+    <w:basedOn w:val="a0"/>
+    <w:link w:val="ac"/>
     <w:uiPriority w:val="10"/>
     <w:rsid w:val="005944A4"/>
     <w:rPr>
@@ -8565,11 +8880,11 @@
       <w:szCs w:val="52"/>
     </w:rPr>
   </w:style>
-  <w:style w:type="paragraph" w:styleId="Subtitle">
+  <w:style w:type="paragraph" w:styleId="ae">
     <w:name w:val="Subtitle"/>
-    <w:basedOn w:val="Normal"/>
-    <w:next w:val="Normal"/>
-    <w:link w:val="SubtitleChar"/>
+    <w:basedOn w:val="a"/>
+    <w:next w:val="a"/>
+    <w:link w:val="af"/>
     <w:uiPriority w:val="11"/>
     <w:qFormat/>
     <w:rsid w:val="005944A4"/>
@@ -8589,10 +8904,10 @@
       <w:szCs w:val="24"/>
     </w:rPr>
   </w:style>
-  <w:style w:type="character" w:customStyle="1" w:styleId="SubtitleChar">
-    <w:name w:val="Subtitle Char"/>
-    <w:basedOn w:val="DefaultParagraphFont"/>
-    <w:link w:val="Subtitle"/>
+  <w:style w:type="character" w:customStyle="1" w:styleId="af">
+    <w:name w:val="Подзаголовок Знак"/>
+    <w:basedOn w:val="a0"/>
+    <w:link w:val="ae"/>
     <w:uiPriority w:val="11"/>
     <w:rsid w:val="005944A4"/>
     <w:rPr>
@@ -8622,9 +8937,9 @@
       <w:lang w:eastAsia="nl-NL"/>
     </w:rPr>
   </w:style>
-  <w:style w:type="character" w:styleId="CommentReference">
+  <w:style w:type="character" w:styleId="af0">
     <w:name w:val="annotation reference"/>
-    <w:basedOn w:val="DefaultParagraphFont"/>
+    <w:basedOn w:val="a0"/>
     <w:uiPriority w:val="99"/>
     <w:semiHidden/>
     <w:unhideWhenUsed/>
@@ -8634,10 +8949,10 @@
       <w:szCs w:val="16"/>
     </w:rPr>
   </w:style>
-  <w:style w:type="paragraph" w:styleId="CommentText">
+  <w:style w:type="paragraph" w:styleId="af1">
     <w:name w:val="annotation text"/>
-    <w:basedOn w:val="Normal"/>
-    <w:link w:val="CommentTextChar"/>
+    <w:basedOn w:val="a"/>
+    <w:link w:val="af2"/>
     <w:uiPriority w:val="99"/>
     <w:semiHidden/>
     <w:unhideWhenUsed/>
@@ -8650,10 +8965,10 @@
       <w:szCs w:val="20"/>
     </w:rPr>
   </w:style>
-  <w:style w:type="character" w:customStyle="1" w:styleId="CommentTextChar">
-    <w:name w:val="Comment Text Char"/>
-    <w:basedOn w:val="DefaultParagraphFont"/>
-    <w:link w:val="CommentText"/>
+  <w:style w:type="character" w:customStyle="1" w:styleId="af2">
+    <w:name w:val="Текст примечания Знак"/>
+    <w:basedOn w:val="a0"/>
+    <w:link w:val="af1"/>
     <w:uiPriority w:val="99"/>
     <w:semiHidden/>
     <w:rsid w:val="00562510"/>
@@ -8662,10 +8977,10 @@
       <w:szCs w:val="20"/>
     </w:rPr>
   </w:style>
-  <w:style w:type="paragraph" w:styleId="TOC2">
+  <w:style w:type="paragraph" w:styleId="21">
     <w:name w:val="toc 2"/>
-    <w:basedOn w:val="Normal"/>
-    <w:next w:val="Normal"/>
+    <w:basedOn w:val="a"/>
+    <w:next w:val="a"/>
     <w:autoRedefine/>
     <w:uiPriority w:val="39"/>
     <w:unhideWhenUsed/>
@@ -8675,11 +8990,11 @@
       <w:ind w:left="220"/>
     </w:pPr>
   </w:style>
-  <w:style w:type="paragraph" w:styleId="CommentSubject">
+  <w:style w:type="paragraph" w:styleId="af3">
     <w:name w:val="annotation subject"/>
-    <w:basedOn w:val="CommentText"/>
-    <w:next w:val="CommentText"/>
-    <w:link w:val="CommentSubjectChar"/>
+    <w:basedOn w:val="af1"/>
+    <w:next w:val="af1"/>
+    <w:link w:val="af4"/>
     <w:uiPriority w:val="99"/>
     <w:semiHidden/>
     <w:unhideWhenUsed/>
@@ -8692,10 +9007,10 @@
       <w:bCs/>
     </w:rPr>
   </w:style>
-  <w:style w:type="character" w:customStyle="1" w:styleId="CommentSubjectChar">
-    <w:name w:val="Comment Subject Char"/>
-    <w:basedOn w:val="CommentTextChar"/>
-    <w:link w:val="CommentSubject"/>
+  <w:style w:type="character" w:customStyle="1" w:styleId="af4">
+    <w:name w:val="Тема примечания Знак"/>
+    <w:basedOn w:val="af2"/>
+    <w:link w:val="af3"/>
     <w:uiPriority w:val="99"/>
     <w:semiHidden/>
     <w:rsid w:val="009A2964"/>
@@ -8706,10 +9021,10 @@
       <w:szCs w:val="20"/>
     </w:rPr>
   </w:style>
-  <w:style w:type="paragraph" w:styleId="FootnoteText">
+  <w:style w:type="paragraph" w:styleId="af5">
     <w:name w:val="footnote text"/>
-    <w:basedOn w:val="Normal"/>
-    <w:link w:val="FootnoteTextChar"/>
+    <w:basedOn w:val="a"/>
+    <w:link w:val="af6"/>
     <w:uiPriority w:val="99"/>
     <w:semiHidden/>
     <w:unhideWhenUsed/>
@@ -8722,10 +9037,10 @@
       <w:szCs w:val="20"/>
     </w:rPr>
   </w:style>
-  <w:style w:type="character" w:customStyle="1" w:styleId="FootnoteTextChar">
-    <w:name w:val="Footnote Text Char"/>
-    <w:basedOn w:val="DefaultParagraphFont"/>
-    <w:link w:val="FootnoteText"/>
+  <w:style w:type="character" w:customStyle="1" w:styleId="af6">
+    <w:name w:val="Текст сноски Знак"/>
+    <w:basedOn w:val="a0"/>
+    <w:link w:val="af5"/>
     <w:uiPriority w:val="99"/>
     <w:semiHidden/>
     <w:rsid w:val="00554ECA"/>
@@ -8734,9 +9049,9 @@
       <w:szCs w:val="20"/>
     </w:rPr>
   </w:style>
-  <w:style w:type="character" w:styleId="FootnoteReference">
+  <w:style w:type="character" w:styleId="af7">
     <w:name w:val="footnote reference"/>
-    <w:basedOn w:val="DefaultParagraphFont"/>
+    <w:basedOn w:val="a0"/>
     <w:uiPriority w:val="99"/>
     <w:semiHidden/>
     <w:unhideWhenUsed/>
@@ -8745,10 +9060,10 @@
       <w:vertAlign w:val="superscript"/>
     </w:rPr>
   </w:style>
-  <w:style w:type="paragraph" w:styleId="EndnoteText">
+  <w:style w:type="paragraph" w:styleId="af8">
     <w:name w:val="endnote text"/>
-    <w:basedOn w:val="Normal"/>
-    <w:link w:val="EndnoteTextChar"/>
+    <w:basedOn w:val="a"/>
+    <w:link w:val="af9"/>
     <w:uiPriority w:val="99"/>
     <w:semiHidden/>
     <w:unhideWhenUsed/>
@@ -8761,10 +9076,10 @@
       <w:szCs w:val="20"/>
     </w:rPr>
   </w:style>
-  <w:style w:type="character" w:customStyle="1" w:styleId="EndnoteTextChar">
-    <w:name w:val="Endnote Text Char"/>
-    <w:basedOn w:val="DefaultParagraphFont"/>
-    <w:link w:val="EndnoteText"/>
+  <w:style w:type="character" w:customStyle="1" w:styleId="af9">
+    <w:name w:val="Текст концевой сноски Знак"/>
+    <w:basedOn w:val="a0"/>
+    <w:link w:val="af8"/>
     <w:uiPriority w:val="99"/>
     <w:semiHidden/>
     <w:rsid w:val="00554ECA"/>
@@ -8773,9 +9088,9 @@
       <w:szCs w:val="20"/>
     </w:rPr>
   </w:style>
-  <w:style w:type="character" w:styleId="EndnoteReference">
+  <w:style w:type="character" w:styleId="afa">
     <w:name w:val="endnote reference"/>
-    <w:basedOn w:val="DefaultParagraphFont"/>
+    <w:basedOn w:val="a0"/>
     <w:uiPriority w:val="99"/>
     <w:semiHidden/>
     <w:unhideWhenUsed/>
@@ -8784,9 +9099,9 @@
       <w:vertAlign w:val="superscript"/>
     </w:rPr>
   </w:style>
-  <w:style w:type="character" w:styleId="UnresolvedMention">
+  <w:style w:type="character" w:styleId="afb">
     <w:name w:val="Unresolved Mention"/>
-    <w:basedOn w:val="DefaultParagraphFont"/>
+    <w:basedOn w:val="a0"/>
     <w:uiPriority w:val="99"/>
     <w:semiHidden/>
     <w:unhideWhenUsed/>
